--- a/pr-preview/pr-557/UCD-SeRG-Lab-Manual-tracked-changes.docx
+++ b/pr-preview/pr-557/UCD-SeRG-Lab-Manual-tracked-changes.docx
@@ -30977,7 +30977,7 @@
       </w:ins>
       <w:ins w:id="1088" w:author="PR Preview" w:date="2024-01-01T00:00:00Z">
         <w:r>
-          <w:t xml:space="preserve">dd872b4</w:t>
+          <w:t xml:space="preserve">a6268f6</w:t>
         </w:r>
       </w:ins>
     </w:p>
@@ -31005,7 +31005,7 @@
       </w:ins>
       <w:ins w:id="1089" w:author="PR Preview" w:date="2024-01-01T00:00:00Z">
         <w:r>
-          <w:t xml:space="preserve">dd872b471b8d55620608db8a5f56db0c75936d91</w:t>
+          <w:t xml:space="preserve">a6268f6307948e63e9c99c9efcaead706c6030e9</w:t>
         </w:r>
       </w:ins>
     </w:p>
@@ -31033,7 +31033,7 @@
       </w:ins>
       <w:ins w:id="1090" w:author="PR Preview" w:date="2024-01-01T00:00:00Z">
         <w:r>
-          <w:t xml:space="preserve">2026-10-12 07:37:37 +0000</w:t>
+          <w:t xml:space="preserve">2026-10-12 07:46:21 +0000</w:t>
         </w:r>
       </w:ins>
     </w:p>

--- a/pr-preview/pr-557/UCD-SeRG-Lab-Manual-tracked-changes.docx
+++ b/pr-preview/pr-557/UCD-SeRG-Lab-Manual-tracked-changes.docx
@@ -28612,7 +28612,7 @@
       </w:ins>
       <w:ins w:id="986" w:author="PR Preview" w:date="2024-01-01T00:00:00Z">
         <w:r>
-          <w:t xml:space="preserve">4484f26</w:t>
+          <w:t xml:space="preserve">3098e55</w:t>
         </w:r>
       </w:ins>
     </w:p>
@@ -28640,7 +28640,7 @@
       </w:ins>
       <w:ins w:id="987" w:author="PR Preview" w:date="2024-01-01T00:00:00Z">
         <w:r>
-          <w:t xml:space="preserve">4484f268a924872d250b9cf91eb8af64a769b87c</w:t>
+          <w:t xml:space="preserve">3098e55925776e5ee2ea135098f5c4e6a7d2d853</w:t>
         </w:r>
       </w:ins>
     </w:p>
@@ -28668,7 +28668,7 @@
       </w:ins>
       <w:ins w:id="988" w:author="PR Preview" w:date="2024-01-01T00:00:00Z">
         <w:r>
-          <w:t xml:space="preserve">2026-10-12 08:05:53 +0000</w:t>
+          <w:t xml:space="preserve">2026-10-12 08:09:07 +0000</w:t>
         </w:r>
       </w:ins>
     </w:p>
